--- a/Отчет по ЛР2.docx
+++ b/Отчет по ЛР2.docx
@@ -43,8 +43,8 @@
         </w:rPr>
       </w:pPr>
       <w:r>
-        <w:object w:dxaOrig="2696" w:dyaOrig="2158">
-          <v:rect xmlns:o="urn:schemas-microsoft-com:office:office" xmlns:v="urn:schemas-microsoft-com:vml" id="rectole0000000000" style="width:134.800000pt;height:107.900000pt" o:preferrelative="t" o:ole="">
+        <w:object w:dxaOrig="2733" w:dyaOrig="2186">
+          <v:rect xmlns:o="urn:schemas-microsoft-com:office:office" xmlns:v="urn:schemas-microsoft-com:vml" id="rectole0000000000" style="width:136.650000pt;height:109.300000pt" o:preferrelative="t" o:ole="">
             <o:lock v:ext="edit"/>
             <v:imagedata xmlns:r="http://schemas.openxmlformats.org/officeDocument/2006/relationships" r:id="docRId1" o:title=""/>
           </v:rect>
@@ -283,7 +283,7 @@
           <w:sz w:val="36"/>
           <w:shd w:fill="auto" w:val="clear"/>
         </w:rPr>
-        <w:t xml:space="preserve">2</w:t>
+        <w:t xml:space="preserve"> 2</w:t>
       </w:r>
       <w:r>
         <w:rPr>
@@ -3605,8 +3605,8 @@
             </w:tcBorders>
             <w:shd w:color="000000" w:fill="ffffff" w:val="clear"/>
             <w:tcMar>
-              <w:left w:w="7" w:type="dxa"/>
-              <w:right w:w="7" w:type="dxa"/>
+              <w:left w:w="6" w:type="dxa"/>
+              <w:right w:w="6" w:type="dxa"/>
             </w:tcMar>
             <w:vAlign w:val="center"/>
           </w:tcPr>
@@ -3619,7 +3619,6 @@
                 <w:color w:val="auto"/>
                 <w:spacing w:val="0"/>
                 <w:position w:val="0"/>
-                <w:shd w:fill="auto" w:val="clear"/>
               </w:rPr>
             </w:pPr>
             <w:r>
@@ -3647,8 +3646,8 @@
             </w:tcBorders>
             <w:shd w:color="000000" w:fill="ffffff" w:val="clear"/>
             <w:tcMar>
-              <w:left w:w="7" w:type="dxa"/>
-              <w:right w:w="7" w:type="dxa"/>
+              <w:left w:w="6" w:type="dxa"/>
+              <w:right w:w="6" w:type="dxa"/>
             </w:tcMar>
             <w:vAlign w:val="center"/>
           </w:tcPr>
@@ -3661,7 +3660,6 @@
                 <w:color w:val="auto"/>
                 <w:spacing w:val="0"/>
                 <w:position w:val="0"/>
-                <w:shd w:fill="auto" w:val="clear"/>
               </w:rPr>
             </w:pPr>
             <w:r>
@@ -3689,8 +3687,8 @@
             </w:tcBorders>
             <w:shd w:color="000000" w:fill="ffffff" w:val="clear"/>
             <w:tcMar>
-              <w:left w:w="7" w:type="dxa"/>
-              <w:right w:w="7" w:type="dxa"/>
+              <w:left w:w="6" w:type="dxa"/>
+              <w:right w:w="6" w:type="dxa"/>
             </w:tcMar>
             <w:vAlign w:val="center"/>
           </w:tcPr>
@@ -3703,7 +3701,6 @@
                 <w:color w:val="auto"/>
                 <w:spacing w:val="0"/>
                 <w:position w:val="0"/>
-                <w:shd w:fill="auto" w:val="clear"/>
               </w:rPr>
             </w:pPr>
             <w:r>
@@ -3731,8 +3728,8 @@
             </w:tcBorders>
             <w:shd w:color="000000" w:fill="ffffff" w:val="clear"/>
             <w:tcMar>
-              <w:left w:w="7" w:type="dxa"/>
-              <w:right w:w="7" w:type="dxa"/>
+              <w:left w:w="6" w:type="dxa"/>
+              <w:right w:w="6" w:type="dxa"/>
             </w:tcMar>
             <w:vAlign w:val="center"/>
           </w:tcPr>
@@ -3745,7 +3742,6 @@
                 <w:color w:val="auto"/>
                 <w:spacing w:val="0"/>
                 <w:position w:val="0"/>
-                <w:shd w:fill="auto" w:val="clear"/>
               </w:rPr>
             </w:pPr>
             <w:r>
@@ -3779,8 +3775,8 @@
             </w:tcBorders>
             <w:shd w:color="000000" w:fill="ffffff" w:val="clear"/>
             <w:tcMar>
-              <w:left w:w="7" w:type="dxa"/>
-              <w:right w:w="7" w:type="dxa"/>
+              <w:left w:w="6" w:type="dxa"/>
+              <w:right w:w="6" w:type="dxa"/>
             </w:tcMar>
             <w:vAlign w:val="center"/>
           </w:tcPr>
@@ -3793,7 +3789,6 @@
                 <w:color w:val="auto"/>
                 <w:spacing w:val="0"/>
                 <w:position w:val="0"/>
-                <w:shd w:fill="auto" w:val="clear"/>
               </w:rPr>
             </w:pPr>
             <w:r>
@@ -3820,8 +3815,8 @@
             </w:tcBorders>
             <w:shd w:color="000000" w:fill="ffffff" w:val="clear"/>
             <w:tcMar>
-              <w:left w:w="7" w:type="dxa"/>
-              <w:right w:w="7" w:type="dxa"/>
+              <w:left w:w="6" w:type="dxa"/>
+              <w:right w:w="6" w:type="dxa"/>
             </w:tcMar>
             <w:vAlign w:val="center"/>
           </w:tcPr>
@@ -3834,7 +3829,6 @@
                 <w:color w:val="auto"/>
                 <w:spacing w:val="0"/>
                 <w:position w:val="0"/>
-                <w:shd w:fill="auto" w:val="clear"/>
               </w:rPr>
             </w:pPr>
             <w:r>
@@ -3861,8 +3855,8 @@
             </w:tcBorders>
             <w:shd w:color="000000" w:fill="ffffff" w:val="clear"/>
             <w:tcMar>
-              <w:left w:w="7" w:type="dxa"/>
-              <w:right w:w="7" w:type="dxa"/>
+              <w:left w:w="6" w:type="dxa"/>
+              <w:right w:w="6" w:type="dxa"/>
             </w:tcMar>
             <w:vAlign w:val="center"/>
           </w:tcPr>
@@ -3875,7 +3869,6 @@
                 <w:color w:val="auto"/>
                 <w:spacing w:val="0"/>
                 <w:position w:val="0"/>
-                <w:shd w:fill="auto" w:val="clear"/>
               </w:rPr>
             </w:pPr>
             <w:r>
@@ -3902,8 +3895,8 @@
             </w:tcBorders>
             <w:shd w:color="000000" w:fill="ffffff" w:val="clear"/>
             <w:tcMar>
-              <w:left w:w="7" w:type="dxa"/>
-              <w:right w:w="7" w:type="dxa"/>
+              <w:left w:w="6" w:type="dxa"/>
+              <w:right w:w="6" w:type="dxa"/>
             </w:tcMar>
             <w:vAlign w:val="center"/>
           </w:tcPr>
@@ -3916,7 +3909,6 @@
                 <w:color w:val="auto"/>
                 <w:spacing w:val="0"/>
                 <w:position w:val="0"/>
-                <w:shd w:fill="auto" w:val="clear"/>
               </w:rPr>
             </w:pPr>
             <w:r>
@@ -3949,8 +3941,8 @@
             </w:tcBorders>
             <w:shd w:color="000000" w:fill="ffffff" w:val="clear"/>
             <w:tcMar>
-              <w:left w:w="7" w:type="dxa"/>
-              <w:right w:w="7" w:type="dxa"/>
+              <w:left w:w="6" w:type="dxa"/>
+              <w:right w:w="6" w:type="dxa"/>
             </w:tcMar>
             <w:vAlign w:val="center"/>
           </w:tcPr>
@@ -3963,7 +3955,6 @@
                 <w:color w:val="auto"/>
                 <w:spacing w:val="0"/>
                 <w:position w:val="0"/>
-                <w:shd w:fill="auto" w:val="clear"/>
               </w:rPr>
             </w:pPr>
             <w:r>
@@ -3990,8 +3981,8 @@
             </w:tcBorders>
             <w:shd w:color="000000" w:fill="ffffff" w:val="clear"/>
             <w:tcMar>
-              <w:left w:w="7" w:type="dxa"/>
-              <w:right w:w="7" w:type="dxa"/>
+              <w:left w:w="6" w:type="dxa"/>
+              <w:right w:w="6" w:type="dxa"/>
             </w:tcMar>
             <w:vAlign w:val="center"/>
           </w:tcPr>
@@ -4004,7 +3995,6 @@
                 <w:color w:val="auto"/>
                 <w:spacing w:val="0"/>
                 <w:position w:val="0"/>
-                <w:shd w:fill="auto" w:val="clear"/>
               </w:rPr>
             </w:pPr>
             <w:r>
@@ -4031,8 +4021,8 @@
             </w:tcBorders>
             <w:shd w:color="000000" w:fill="ffffff" w:val="clear"/>
             <w:tcMar>
-              <w:left w:w="7" w:type="dxa"/>
-              <w:right w:w="7" w:type="dxa"/>
+              <w:left w:w="6" w:type="dxa"/>
+              <w:right w:w="6" w:type="dxa"/>
             </w:tcMar>
             <w:vAlign w:val="center"/>
           </w:tcPr>
@@ -4045,7 +4035,6 @@
                 <w:color w:val="auto"/>
                 <w:spacing w:val="0"/>
                 <w:position w:val="0"/>
-                <w:shd w:fill="auto" w:val="clear"/>
               </w:rPr>
             </w:pPr>
             <w:r>
@@ -4072,8 +4061,8 @@
             </w:tcBorders>
             <w:shd w:color="000000" w:fill="ffffff" w:val="clear"/>
             <w:tcMar>
-              <w:left w:w="7" w:type="dxa"/>
-              <w:right w:w="7" w:type="dxa"/>
+              <w:left w:w="6" w:type="dxa"/>
+              <w:right w:w="6" w:type="dxa"/>
             </w:tcMar>
             <w:vAlign w:val="center"/>
           </w:tcPr>
@@ -4086,7 +4075,6 @@
                 <w:color w:val="auto"/>
                 <w:spacing w:val="0"/>
                 <w:position w:val="0"/>
-                <w:shd w:fill="auto" w:val="clear"/>
               </w:rPr>
             </w:pPr>
             <w:r>
@@ -4119,8 +4107,8 @@
             </w:tcBorders>
             <w:shd w:color="000000" w:fill="ffffff" w:val="clear"/>
             <w:tcMar>
-              <w:left w:w="7" w:type="dxa"/>
-              <w:right w:w="7" w:type="dxa"/>
+              <w:left w:w="6" w:type="dxa"/>
+              <w:right w:w="6" w:type="dxa"/>
             </w:tcMar>
             <w:vAlign w:val="center"/>
           </w:tcPr>
@@ -4133,7 +4121,6 @@
                 <w:color w:val="auto"/>
                 <w:spacing w:val="0"/>
                 <w:position w:val="0"/>
-                <w:shd w:fill="auto" w:val="clear"/>
               </w:rPr>
             </w:pPr>
             <w:r>
@@ -4160,8 +4147,8 @@
             </w:tcBorders>
             <w:shd w:color="000000" w:fill="ffffff" w:val="clear"/>
             <w:tcMar>
-              <w:left w:w="7" w:type="dxa"/>
-              <w:right w:w="7" w:type="dxa"/>
+              <w:left w:w="6" w:type="dxa"/>
+              <w:right w:w="6" w:type="dxa"/>
             </w:tcMar>
             <w:vAlign w:val="center"/>
           </w:tcPr>
@@ -4174,7 +4161,6 @@
                 <w:color w:val="auto"/>
                 <w:spacing w:val="0"/>
                 <w:position w:val="0"/>
-                <w:shd w:fill="auto" w:val="clear"/>
               </w:rPr>
             </w:pPr>
             <w:r>
@@ -4201,8 +4187,8 @@
             </w:tcBorders>
             <w:shd w:color="000000" w:fill="ffffff" w:val="clear"/>
             <w:tcMar>
-              <w:left w:w="7" w:type="dxa"/>
-              <w:right w:w="7" w:type="dxa"/>
+              <w:left w:w="6" w:type="dxa"/>
+              <w:right w:w="6" w:type="dxa"/>
             </w:tcMar>
             <w:vAlign w:val="center"/>
           </w:tcPr>
@@ -4215,7 +4201,6 @@
                 <w:color w:val="auto"/>
                 <w:spacing w:val="0"/>
                 <w:position w:val="0"/>
-                <w:shd w:fill="auto" w:val="clear"/>
               </w:rPr>
             </w:pPr>
             <w:r>
@@ -4242,8 +4227,8 @@
             </w:tcBorders>
             <w:shd w:color="000000" w:fill="ffffff" w:val="clear"/>
             <w:tcMar>
-              <w:left w:w="7" w:type="dxa"/>
-              <w:right w:w="7" w:type="dxa"/>
+              <w:left w:w="6" w:type="dxa"/>
+              <w:right w:w="6" w:type="dxa"/>
             </w:tcMar>
             <w:vAlign w:val="center"/>
           </w:tcPr>
@@ -4256,7 +4241,6 @@
                 <w:color w:val="auto"/>
                 <w:spacing w:val="0"/>
                 <w:position w:val="0"/>
-                <w:shd w:fill="auto" w:val="clear"/>
               </w:rPr>
             </w:pPr>
             <w:r>
@@ -4289,8 +4273,8 @@
             </w:tcBorders>
             <w:shd w:color="000000" w:fill="ffffff" w:val="clear"/>
             <w:tcMar>
-              <w:left w:w="7" w:type="dxa"/>
-              <w:right w:w="7" w:type="dxa"/>
+              <w:left w:w="6" w:type="dxa"/>
+              <w:right w:w="6" w:type="dxa"/>
             </w:tcMar>
             <w:vAlign w:val="center"/>
           </w:tcPr>
@@ -4303,7 +4287,6 @@
                 <w:color w:val="auto"/>
                 <w:spacing w:val="0"/>
                 <w:position w:val="0"/>
-                <w:shd w:fill="auto" w:val="clear"/>
               </w:rPr>
             </w:pPr>
             <w:r>
@@ -4330,8 +4313,8 @@
             </w:tcBorders>
             <w:shd w:color="000000" w:fill="ffffff" w:val="clear"/>
             <w:tcMar>
-              <w:left w:w="7" w:type="dxa"/>
-              <w:right w:w="7" w:type="dxa"/>
+              <w:left w:w="6" w:type="dxa"/>
+              <w:right w:w="6" w:type="dxa"/>
             </w:tcMar>
             <w:vAlign w:val="center"/>
           </w:tcPr>
@@ -4344,7 +4327,6 @@
                 <w:color w:val="auto"/>
                 <w:spacing w:val="0"/>
                 <w:position w:val="0"/>
-                <w:shd w:fill="auto" w:val="clear"/>
               </w:rPr>
             </w:pPr>
             <w:r>
@@ -4371,8 +4353,8 @@
             </w:tcBorders>
             <w:shd w:color="000000" w:fill="ffffff" w:val="clear"/>
             <w:tcMar>
-              <w:left w:w="7" w:type="dxa"/>
-              <w:right w:w="7" w:type="dxa"/>
+              <w:left w:w="6" w:type="dxa"/>
+              <w:right w:w="6" w:type="dxa"/>
             </w:tcMar>
             <w:vAlign w:val="center"/>
           </w:tcPr>
@@ -4385,7 +4367,6 @@
                 <w:color w:val="auto"/>
                 <w:spacing w:val="0"/>
                 <w:position w:val="0"/>
-                <w:shd w:fill="auto" w:val="clear"/>
               </w:rPr>
             </w:pPr>
             <w:r>
@@ -4412,8 +4393,8 @@
             </w:tcBorders>
             <w:shd w:color="000000" w:fill="ffffff" w:val="clear"/>
             <w:tcMar>
-              <w:left w:w="7" w:type="dxa"/>
-              <w:right w:w="7" w:type="dxa"/>
+              <w:left w:w="6" w:type="dxa"/>
+              <w:right w:w="6" w:type="dxa"/>
             </w:tcMar>
             <w:vAlign w:val="center"/>
           </w:tcPr>
@@ -4426,7 +4407,6 @@
                 <w:color w:val="auto"/>
                 <w:spacing w:val="0"/>
                 <w:position w:val="0"/>
-                <w:shd w:fill="auto" w:val="clear"/>
               </w:rPr>
             </w:pPr>
             <w:r>
@@ -4459,8 +4439,8 @@
             </w:tcBorders>
             <w:shd w:color="000000" w:fill="ffffff" w:val="clear"/>
             <w:tcMar>
-              <w:left w:w="7" w:type="dxa"/>
-              <w:right w:w="7" w:type="dxa"/>
+              <w:left w:w="6" w:type="dxa"/>
+              <w:right w:w="6" w:type="dxa"/>
             </w:tcMar>
             <w:vAlign w:val="center"/>
           </w:tcPr>
@@ -4473,7 +4453,6 @@
                 <w:color w:val="auto"/>
                 <w:spacing w:val="0"/>
                 <w:position w:val="0"/>
-                <w:shd w:fill="auto" w:val="clear"/>
               </w:rPr>
             </w:pPr>
             <w:r>
@@ -4500,8 +4479,8 @@
             </w:tcBorders>
             <w:shd w:color="000000" w:fill="ffffff" w:val="clear"/>
             <w:tcMar>
-              <w:left w:w="7" w:type="dxa"/>
-              <w:right w:w="7" w:type="dxa"/>
+              <w:left w:w="6" w:type="dxa"/>
+              <w:right w:w="6" w:type="dxa"/>
             </w:tcMar>
             <w:vAlign w:val="center"/>
           </w:tcPr>
@@ -4514,7 +4493,6 @@
                 <w:color w:val="auto"/>
                 <w:spacing w:val="0"/>
                 <w:position w:val="0"/>
-                <w:shd w:fill="auto" w:val="clear"/>
               </w:rPr>
             </w:pPr>
             <w:r>
@@ -4541,8 +4519,8 @@
             </w:tcBorders>
             <w:shd w:color="000000" w:fill="ffffff" w:val="clear"/>
             <w:tcMar>
-              <w:left w:w="7" w:type="dxa"/>
-              <w:right w:w="7" w:type="dxa"/>
+              <w:left w:w="6" w:type="dxa"/>
+              <w:right w:w="6" w:type="dxa"/>
             </w:tcMar>
             <w:vAlign w:val="center"/>
           </w:tcPr>
@@ -4555,7 +4533,6 @@
                 <w:color w:val="auto"/>
                 <w:spacing w:val="0"/>
                 <w:position w:val="0"/>
-                <w:shd w:fill="auto" w:val="clear"/>
               </w:rPr>
             </w:pPr>
             <w:r>
@@ -4582,8 +4559,8 @@
             </w:tcBorders>
             <w:shd w:color="000000" w:fill="ffffff" w:val="clear"/>
             <w:tcMar>
-              <w:left w:w="7" w:type="dxa"/>
-              <w:right w:w="7" w:type="dxa"/>
+              <w:left w:w="6" w:type="dxa"/>
+              <w:right w:w="6" w:type="dxa"/>
             </w:tcMar>
             <w:vAlign w:val="center"/>
           </w:tcPr>
@@ -4596,7 +4573,6 @@
                 <w:color w:val="auto"/>
                 <w:spacing w:val="0"/>
                 <w:position w:val="0"/>
-                <w:shd w:fill="auto" w:val="clear"/>
               </w:rPr>
             </w:pPr>
             <w:r>
@@ -4678,8 +4654,8 @@
             </w:tcBorders>
             <w:shd w:color="000000" w:fill="ffffff" w:val="clear"/>
             <w:tcMar>
-              <w:left w:w="7" w:type="dxa"/>
-              <w:right w:w="7" w:type="dxa"/>
+              <w:left w:w="6" w:type="dxa"/>
+              <w:right w:w="6" w:type="dxa"/>
             </w:tcMar>
             <w:vAlign w:val="center"/>
           </w:tcPr>
@@ -4692,7 +4668,6 @@
                 <w:color w:val="auto"/>
                 <w:spacing w:val="0"/>
                 <w:position w:val="0"/>
-                <w:shd w:fill="auto" w:val="clear"/>
               </w:rPr>
             </w:pPr>
             <w:r>
@@ -4720,8 +4695,8 @@
             </w:tcBorders>
             <w:shd w:color="000000" w:fill="ffffff" w:val="clear"/>
             <w:tcMar>
-              <w:left w:w="7" w:type="dxa"/>
-              <w:right w:w="7" w:type="dxa"/>
+              <w:left w:w="6" w:type="dxa"/>
+              <w:right w:w="6" w:type="dxa"/>
             </w:tcMar>
             <w:vAlign w:val="center"/>
           </w:tcPr>
@@ -4734,7 +4709,6 @@
                 <w:color w:val="auto"/>
                 <w:spacing w:val="0"/>
                 <w:position w:val="0"/>
-                <w:shd w:fill="auto" w:val="clear"/>
               </w:rPr>
             </w:pPr>
             <w:r>
@@ -4762,8 +4736,8 @@
             </w:tcBorders>
             <w:shd w:color="000000" w:fill="ffffff" w:val="clear"/>
             <w:tcMar>
-              <w:left w:w="7" w:type="dxa"/>
-              <w:right w:w="7" w:type="dxa"/>
+              <w:left w:w="6" w:type="dxa"/>
+              <w:right w:w="6" w:type="dxa"/>
             </w:tcMar>
             <w:vAlign w:val="center"/>
           </w:tcPr>
@@ -4776,7 +4750,6 @@
                 <w:color w:val="auto"/>
                 <w:spacing w:val="0"/>
                 <w:position w:val="0"/>
-                <w:shd w:fill="auto" w:val="clear"/>
               </w:rPr>
             </w:pPr>
             <w:r>
@@ -4804,8 +4777,8 @@
             </w:tcBorders>
             <w:shd w:color="000000" w:fill="ffffff" w:val="clear"/>
             <w:tcMar>
-              <w:left w:w="7" w:type="dxa"/>
-              <w:right w:w="7" w:type="dxa"/>
+              <w:left w:w="6" w:type="dxa"/>
+              <w:right w:w="6" w:type="dxa"/>
             </w:tcMar>
             <w:vAlign w:val="center"/>
           </w:tcPr>
@@ -4818,7 +4791,6 @@
                 <w:color w:val="auto"/>
                 <w:spacing w:val="0"/>
                 <w:position w:val="0"/>
-                <w:shd w:fill="auto" w:val="clear"/>
               </w:rPr>
             </w:pPr>
             <w:r>
@@ -4852,8 +4824,8 @@
             </w:tcBorders>
             <w:shd w:color="000000" w:fill="ffffff" w:val="clear"/>
             <w:tcMar>
-              <w:left w:w="7" w:type="dxa"/>
-              <w:right w:w="7" w:type="dxa"/>
+              <w:left w:w="6" w:type="dxa"/>
+              <w:right w:w="6" w:type="dxa"/>
             </w:tcMar>
             <w:vAlign w:val="center"/>
           </w:tcPr>
@@ -4866,7 +4838,6 @@
                 <w:color w:val="auto"/>
                 <w:spacing w:val="0"/>
                 <w:position w:val="0"/>
-                <w:shd w:fill="auto" w:val="clear"/>
               </w:rPr>
             </w:pPr>
             <w:r>
@@ -4893,8 +4864,8 @@
             </w:tcBorders>
             <w:shd w:color="000000" w:fill="ffffff" w:val="clear"/>
             <w:tcMar>
-              <w:left w:w="7" w:type="dxa"/>
-              <w:right w:w="7" w:type="dxa"/>
+              <w:left w:w="6" w:type="dxa"/>
+              <w:right w:w="6" w:type="dxa"/>
             </w:tcMar>
             <w:vAlign w:val="center"/>
           </w:tcPr>
@@ -4907,7 +4878,6 @@
                 <w:color w:val="auto"/>
                 <w:spacing w:val="0"/>
                 <w:position w:val="0"/>
-                <w:shd w:fill="auto" w:val="clear"/>
               </w:rPr>
             </w:pPr>
             <w:r>
@@ -4934,8 +4904,8 @@
             </w:tcBorders>
             <w:shd w:color="000000" w:fill="ffffff" w:val="clear"/>
             <w:tcMar>
-              <w:left w:w="7" w:type="dxa"/>
-              <w:right w:w="7" w:type="dxa"/>
+              <w:left w:w="6" w:type="dxa"/>
+              <w:right w:w="6" w:type="dxa"/>
             </w:tcMar>
             <w:vAlign w:val="center"/>
           </w:tcPr>
@@ -4948,7 +4918,6 @@
                 <w:color w:val="auto"/>
                 <w:spacing w:val="0"/>
                 <w:position w:val="0"/>
-                <w:shd w:fill="auto" w:val="clear"/>
               </w:rPr>
             </w:pPr>
             <w:r>
@@ -4975,8 +4944,8 @@
             </w:tcBorders>
             <w:shd w:color="000000" w:fill="ffffff" w:val="clear"/>
             <w:tcMar>
-              <w:left w:w="7" w:type="dxa"/>
-              <w:right w:w="7" w:type="dxa"/>
+              <w:left w:w="6" w:type="dxa"/>
+              <w:right w:w="6" w:type="dxa"/>
             </w:tcMar>
             <w:vAlign w:val="center"/>
           </w:tcPr>
@@ -4989,7 +4958,6 @@
                 <w:color w:val="auto"/>
                 <w:spacing w:val="0"/>
                 <w:position w:val="0"/>
-                <w:shd w:fill="auto" w:val="clear"/>
               </w:rPr>
             </w:pPr>
             <w:r>
@@ -5022,8 +4990,8 @@
             </w:tcBorders>
             <w:shd w:color="000000" w:fill="ffffff" w:val="clear"/>
             <w:tcMar>
-              <w:left w:w="7" w:type="dxa"/>
-              <w:right w:w="7" w:type="dxa"/>
+              <w:left w:w="6" w:type="dxa"/>
+              <w:right w:w="6" w:type="dxa"/>
             </w:tcMar>
             <w:vAlign w:val="center"/>
           </w:tcPr>
@@ -5036,7 +5004,6 @@
                 <w:color w:val="auto"/>
                 <w:spacing w:val="0"/>
                 <w:position w:val="0"/>
-                <w:shd w:fill="auto" w:val="clear"/>
               </w:rPr>
             </w:pPr>
             <w:r>
@@ -5063,8 +5030,8 @@
             </w:tcBorders>
             <w:shd w:color="000000" w:fill="ffffff" w:val="clear"/>
             <w:tcMar>
-              <w:left w:w="7" w:type="dxa"/>
-              <w:right w:w="7" w:type="dxa"/>
+              <w:left w:w="6" w:type="dxa"/>
+              <w:right w:w="6" w:type="dxa"/>
             </w:tcMar>
             <w:vAlign w:val="center"/>
           </w:tcPr>
@@ -5077,7 +5044,6 @@
                 <w:color w:val="auto"/>
                 <w:spacing w:val="0"/>
                 <w:position w:val="0"/>
-                <w:shd w:fill="auto" w:val="clear"/>
               </w:rPr>
             </w:pPr>
             <w:r>
@@ -5104,8 +5070,8 @@
             </w:tcBorders>
             <w:shd w:color="000000" w:fill="ffffff" w:val="clear"/>
             <w:tcMar>
-              <w:left w:w="7" w:type="dxa"/>
-              <w:right w:w="7" w:type="dxa"/>
+              <w:left w:w="6" w:type="dxa"/>
+              <w:right w:w="6" w:type="dxa"/>
             </w:tcMar>
             <w:vAlign w:val="center"/>
           </w:tcPr>
@@ -5118,7 +5084,6 @@
                 <w:color w:val="auto"/>
                 <w:spacing w:val="0"/>
                 <w:position w:val="0"/>
-                <w:shd w:fill="auto" w:val="clear"/>
               </w:rPr>
             </w:pPr>
             <w:r>
@@ -5145,8 +5110,8 @@
             </w:tcBorders>
             <w:shd w:color="000000" w:fill="ffffff" w:val="clear"/>
             <w:tcMar>
-              <w:left w:w="7" w:type="dxa"/>
-              <w:right w:w="7" w:type="dxa"/>
+              <w:left w:w="6" w:type="dxa"/>
+              <w:right w:w="6" w:type="dxa"/>
             </w:tcMar>
             <w:vAlign w:val="center"/>
           </w:tcPr>
@@ -5159,7 +5124,6 @@
                 <w:color w:val="auto"/>
                 <w:spacing w:val="0"/>
                 <w:position w:val="0"/>
-                <w:shd w:fill="auto" w:val="clear"/>
               </w:rPr>
             </w:pPr>
             <w:r>
@@ -5192,8 +5156,8 @@
             </w:tcBorders>
             <w:shd w:color="000000" w:fill="ffffff" w:val="clear"/>
             <w:tcMar>
-              <w:left w:w="7" w:type="dxa"/>
-              <w:right w:w="7" w:type="dxa"/>
+              <w:left w:w="6" w:type="dxa"/>
+              <w:right w:w="6" w:type="dxa"/>
             </w:tcMar>
             <w:vAlign w:val="center"/>
           </w:tcPr>
@@ -5206,7 +5170,6 @@
                 <w:color w:val="auto"/>
                 <w:spacing w:val="0"/>
                 <w:position w:val="0"/>
-                <w:shd w:fill="auto" w:val="clear"/>
               </w:rPr>
             </w:pPr>
             <w:r>
@@ -5233,8 +5196,8 @@
             </w:tcBorders>
             <w:shd w:color="000000" w:fill="ffffff" w:val="clear"/>
             <w:tcMar>
-              <w:left w:w="7" w:type="dxa"/>
-              <w:right w:w="7" w:type="dxa"/>
+              <w:left w:w="6" w:type="dxa"/>
+              <w:right w:w="6" w:type="dxa"/>
             </w:tcMar>
             <w:vAlign w:val="center"/>
           </w:tcPr>
@@ -5247,7 +5210,6 @@
                 <w:color w:val="auto"/>
                 <w:spacing w:val="0"/>
                 <w:position w:val="0"/>
-                <w:shd w:fill="auto" w:val="clear"/>
               </w:rPr>
             </w:pPr>
             <w:r>
@@ -5274,8 +5236,8 @@
             </w:tcBorders>
             <w:shd w:color="000000" w:fill="ffffff" w:val="clear"/>
             <w:tcMar>
-              <w:left w:w="7" w:type="dxa"/>
-              <w:right w:w="7" w:type="dxa"/>
+              <w:left w:w="6" w:type="dxa"/>
+              <w:right w:w="6" w:type="dxa"/>
             </w:tcMar>
             <w:vAlign w:val="center"/>
           </w:tcPr>
@@ -5288,7 +5250,6 @@
                 <w:color w:val="auto"/>
                 <w:spacing w:val="0"/>
                 <w:position w:val="0"/>
-                <w:shd w:fill="auto" w:val="clear"/>
               </w:rPr>
             </w:pPr>
             <w:r>
@@ -5315,8 +5276,8 @@
             </w:tcBorders>
             <w:shd w:color="000000" w:fill="ffffff" w:val="clear"/>
             <w:tcMar>
-              <w:left w:w="7" w:type="dxa"/>
-              <w:right w:w="7" w:type="dxa"/>
+              <w:left w:w="6" w:type="dxa"/>
+              <w:right w:w="6" w:type="dxa"/>
             </w:tcMar>
             <w:vAlign w:val="center"/>
           </w:tcPr>
@@ -5329,7 +5290,6 @@
                 <w:color w:val="auto"/>
                 <w:spacing w:val="0"/>
                 <w:position w:val="0"/>
-                <w:shd w:fill="auto" w:val="clear"/>
               </w:rPr>
             </w:pPr>
             <w:r>
@@ -5362,8 +5322,8 @@
             </w:tcBorders>
             <w:shd w:color="000000" w:fill="ffffff" w:val="clear"/>
             <w:tcMar>
-              <w:left w:w="7" w:type="dxa"/>
-              <w:right w:w="7" w:type="dxa"/>
+              <w:left w:w="6" w:type="dxa"/>
+              <w:right w:w="6" w:type="dxa"/>
             </w:tcMar>
             <w:vAlign w:val="center"/>
           </w:tcPr>
@@ -5376,7 +5336,6 @@
                 <w:color w:val="auto"/>
                 <w:spacing w:val="0"/>
                 <w:position w:val="0"/>
-                <w:shd w:fill="auto" w:val="clear"/>
               </w:rPr>
             </w:pPr>
             <w:r>
@@ -5403,8 +5362,8 @@
             </w:tcBorders>
             <w:shd w:color="000000" w:fill="ffffff" w:val="clear"/>
             <w:tcMar>
-              <w:left w:w="7" w:type="dxa"/>
-              <w:right w:w="7" w:type="dxa"/>
+              <w:left w:w="6" w:type="dxa"/>
+              <w:right w:w="6" w:type="dxa"/>
             </w:tcMar>
             <w:vAlign w:val="center"/>
           </w:tcPr>
@@ -5417,7 +5376,6 @@
                 <w:color w:val="auto"/>
                 <w:spacing w:val="0"/>
                 <w:position w:val="0"/>
-                <w:shd w:fill="auto" w:val="clear"/>
               </w:rPr>
             </w:pPr>
             <w:r>
@@ -5444,8 +5402,8 @@
             </w:tcBorders>
             <w:shd w:color="000000" w:fill="ffffff" w:val="clear"/>
             <w:tcMar>
-              <w:left w:w="7" w:type="dxa"/>
-              <w:right w:w="7" w:type="dxa"/>
+              <w:left w:w="6" w:type="dxa"/>
+              <w:right w:w="6" w:type="dxa"/>
             </w:tcMar>
             <w:vAlign w:val="center"/>
           </w:tcPr>
@@ -5458,7 +5416,6 @@
                 <w:color w:val="auto"/>
                 <w:spacing w:val="0"/>
                 <w:position w:val="0"/>
-                <w:shd w:fill="auto" w:val="clear"/>
               </w:rPr>
             </w:pPr>
             <w:r>
@@ -5485,8 +5442,8 @@
             </w:tcBorders>
             <w:shd w:color="000000" w:fill="ffffff" w:val="clear"/>
             <w:tcMar>
-              <w:left w:w="7" w:type="dxa"/>
-              <w:right w:w="7" w:type="dxa"/>
+              <w:left w:w="6" w:type="dxa"/>
+              <w:right w:w="6" w:type="dxa"/>
             </w:tcMar>
             <w:vAlign w:val="center"/>
           </w:tcPr>
@@ -5499,7 +5456,6 @@
                 <w:color w:val="auto"/>
                 <w:spacing w:val="0"/>
                 <w:position w:val="0"/>
-                <w:shd w:fill="auto" w:val="clear"/>
               </w:rPr>
             </w:pPr>
             <w:r>
@@ -5532,8 +5488,8 @@
             </w:tcBorders>
             <w:shd w:color="000000" w:fill="ffffff" w:val="clear"/>
             <w:tcMar>
-              <w:left w:w="7" w:type="dxa"/>
-              <w:right w:w="7" w:type="dxa"/>
+              <w:left w:w="6" w:type="dxa"/>
+              <w:right w:w="6" w:type="dxa"/>
             </w:tcMar>
             <w:vAlign w:val="center"/>
           </w:tcPr>
@@ -5546,7 +5502,6 @@
                 <w:color w:val="auto"/>
                 <w:spacing w:val="0"/>
                 <w:position w:val="0"/>
-                <w:shd w:fill="auto" w:val="clear"/>
               </w:rPr>
             </w:pPr>
             <w:r>
@@ -5573,8 +5528,8 @@
             </w:tcBorders>
             <w:shd w:color="000000" w:fill="ffffff" w:val="clear"/>
             <w:tcMar>
-              <w:left w:w="7" w:type="dxa"/>
-              <w:right w:w="7" w:type="dxa"/>
+              <w:left w:w="6" w:type="dxa"/>
+              <w:right w:w="6" w:type="dxa"/>
             </w:tcMar>
             <w:vAlign w:val="center"/>
           </w:tcPr>
@@ -5587,7 +5542,6 @@
                 <w:color w:val="auto"/>
                 <w:spacing w:val="0"/>
                 <w:position w:val="0"/>
-                <w:shd w:fill="auto" w:val="clear"/>
               </w:rPr>
             </w:pPr>
             <w:r>
@@ -5614,8 +5568,8 @@
             </w:tcBorders>
             <w:shd w:color="000000" w:fill="ffffff" w:val="clear"/>
             <w:tcMar>
-              <w:left w:w="7" w:type="dxa"/>
-              <w:right w:w="7" w:type="dxa"/>
+              <w:left w:w="6" w:type="dxa"/>
+              <w:right w:w="6" w:type="dxa"/>
             </w:tcMar>
             <w:vAlign w:val="center"/>
           </w:tcPr>
@@ -5628,7 +5582,6 @@
                 <w:color w:val="auto"/>
                 <w:spacing w:val="0"/>
                 <w:position w:val="0"/>
-                <w:shd w:fill="auto" w:val="clear"/>
               </w:rPr>
             </w:pPr>
             <w:r>
@@ -5655,8 +5608,8 @@
             </w:tcBorders>
             <w:shd w:color="000000" w:fill="ffffff" w:val="clear"/>
             <w:tcMar>
-              <w:left w:w="7" w:type="dxa"/>
-              <w:right w:w="7" w:type="dxa"/>
+              <w:left w:w="6" w:type="dxa"/>
+              <w:right w:w="6" w:type="dxa"/>
             </w:tcMar>
             <w:vAlign w:val="center"/>
           </w:tcPr>
@@ -5669,7 +5622,6 @@
                 <w:color w:val="auto"/>
                 <w:spacing w:val="0"/>
                 <w:position w:val="0"/>
-                <w:shd w:fill="auto" w:val="clear"/>
               </w:rPr>
             </w:pPr>
             <w:r>
@@ -5702,8 +5654,8 @@
             </w:tcBorders>
             <w:shd w:color="000000" w:fill="ffffff" w:val="clear"/>
             <w:tcMar>
-              <w:left w:w="7" w:type="dxa"/>
-              <w:right w:w="7" w:type="dxa"/>
+              <w:left w:w="6" w:type="dxa"/>
+              <w:right w:w="6" w:type="dxa"/>
             </w:tcMar>
             <w:vAlign w:val="center"/>
           </w:tcPr>
@@ -5716,7 +5668,6 @@
                 <w:color w:val="auto"/>
                 <w:spacing w:val="0"/>
                 <w:position w:val="0"/>
-                <w:shd w:fill="auto" w:val="clear"/>
               </w:rPr>
             </w:pPr>
             <w:r>
@@ -5743,8 +5694,8 @@
             </w:tcBorders>
             <w:shd w:color="000000" w:fill="ffffff" w:val="clear"/>
             <w:tcMar>
-              <w:left w:w="7" w:type="dxa"/>
-              <w:right w:w="7" w:type="dxa"/>
+              <w:left w:w="6" w:type="dxa"/>
+              <w:right w:w="6" w:type="dxa"/>
             </w:tcMar>
             <w:vAlign w:val="center"/>
           </w:tcPr>
@@ -5757,7 +5708,6 @@
                 <w:color w:val="auto"/>
                 <w:spacing w:val="0"/>
                 <w:position w:val="0"/>
-                <w:shd w:fill="auto" w:val="clear"/>
               </w:rPr>
             </w:pPr>
             <w:r>
@@ -5784,8 +5734,8 @@
             </w:tcBorders>
             <w:shd w:color="000000" w:fill="ffffff" w:val="clear"/>
             <w:tcMar>
-              <w:left w:w="7" w:type="dxa"/>
-              <w:right w:w="7" w:type="dxa"/>
+              <w:left w:w="6" w:type="dxa"/>
+              <w:right w:w="6" w:type="dxa"/>
             </w:tcMar>
             <w:vAlign w:val="center"/>
           </w:tcPr>
@@ -5798,7 +5748,6 @@
                 <w:color w:val="auto"/>
                 <w:spacing w:val="0"/>
                 <w:position w:val="0"/>
-                <w:shd w:fill="auto" w:val="clear"/>
               </w:rPr>
             </w:pPr>
             <w:r>
@@ -5825,8 +5774,8 @@
             </w:tcBorders>
             <w:shd w:color="000000" w:fill="ffffff" w:val="clear"/>
             <w:tcMar>
-              <w:left w:w="7" w:type="dxa"/>
-              <w:right w:w="7" w:type="dxa"/>
+              <w:left w:w="6" w:type="dxa"/>
+              <w:right w:w="6" w:type="dxa"/>
             </w:tcMar>
             <w:vAlign w:val="center"/>
           </w:tcPr>
@@ -5839,7 +5788,6 @@
                 <w:color w:val="auto"/>
                 <w:spacing w:val="0"/>
                 <w:position w:val="0"/>
-                <w:shd w:fill="auto" w:val="clear"/>
               </w:rPr>
             </w:pPr>
             <w:r>
@@ -6873,8 +6821,8 @@
             </w:tcBorders>
             <w:shd w:color="000000" w:fill="ffffff" w:val="clear"/>
             <w:tcMar>
-              <w:left w:w="7" w:type="dxa"/>
-              <w:right w:w="7" w:type="dxa"/>
+              <w:left w:w="6" w:type="dxa"/>
+              <w:right w:w="6" w:type="dxa"/>
             </w:tcMar>
             <w:vAlign w:val="center"/>
           </w:tcPr>
@@ -6887,7 +6835,6 @@
                 <w:color w:val="auto"/>
                 <w:spacing w:val="0"/>
                 <w:position w:val="0"/>
-                <w:shd w:fill="auto" w:val="clear"/>
               </w:rPr>
             </w:pPr>
             <w:r>
@@ -6915,8 +6862,8 @@
             </w:tcBorders>
             <w:shd w:color="000000" w:fill="ffffff" w:val="clear"/>
             <w:tcMar>
-              <w:left w:w="7" w:type="dxa"/>
-              <w:right w:w="7" w:type="dxa"/>
+              <w:left w:w="6" w:type="dxa"/>
+              <w:right w:w="6" w:type="dxa"/>
             </w:tcMar>
             <w:vAlign w:val="center"/>
           </w:tcPr>
@@ -6929,7 +6876,6 @@
                 <w:color w:val="auto"/>
                 <w:spacing w:val="0"/>
                 <w:position w:val="0"/>
-                <w:shd w:fill="auto" w:val="clear"/>
               </w:rPr>
             </w:pPr>
             <w:r>
@@ -6957,8 +6903,8 @@
             </w:tcBorders>
             <w:shd w:color="000000" w:fill="ffffff" w:val="clear"/>
             <w:tcMar>
-              <w:left w:w="7" w:type="dxa"/>
-              <w:right w:w="7" w:type="dxa"/>
+              <w:left w:w="6" w:type="dxa"/>
+              <w:right w:w="6" w:type="dxa"/>
             </w:tcMar>
             <w:vAlign w:val="center"/>
           </w:tcPr>
@@ -6971,7 +6917,6 @@
                 <w:color w:val="auto"/>
                 <w:spacing w:val="0"/>
                 <w:position w:val="0"/>
-                <w:shd w:fill="auto" w:val="clear"/>
               </w:rPr>
             </w:pPr>
             <w:r>
@@ -7005,8 +6950,8 @@
             </w:tcBorders>
             <w:shd w:color="000000" w:fill="ffffff" w:val="clear"/>
             <w:tcMar>
-              <w:left w:w="7" w:type="dxa"/>
-              <w:right w:w="7" w:type="dxa"/>
+              <w:left w:w="6" w:type="dxa"/>
+              <w:right w:w="6" w:type="dxa"/>
             </w:tcMar>
             <w:vAlign w:val="center"/>
           </w:tcPr>
@@ -7019,7 +6964,6 @@
                 <w:color w:val="auto"/>
                 <w:spacing w:val="0"/>
                 <w:position w:val="0"/>
-                <w:shd w:fill="auto" w:val="clear"/>
               </w:rPr>
             </w:pPr>
             <w:r>
@@ -7046,8 +6990,8 @@
             </w:tcBorders>
             <w:shd w:color="000000" w:fill="ffffff" w:val="clear"/>
             <w:tcMar>
-              <w:left w:w="7" w:type="dxa"/>
-              <w:right w:w="7" w:type="dxa"/>
+              <w:left w:w="6" w:type="dxa"/>
+              <w:right w:w="6" w:type="dxa"/>
             </w:tcMar>
             <w:vAlign w:val="center"/>
           </w:tcPr>
@@ -7060,7 +7004,6 @@
                 <w:color w:val="auto"/>
                 <w:spacing w:val="0"/>
                 <w:position w:val="0"/>
-                <w:shd w:fill="auto" w:val="clear"/>
               </w:rPr>
             </w:pPr>
             <w:r>
@@ -7087,8 +7030,8 @@
             </w:tcBorders>
             <w:shd w:color="000000" w:fill="ffffff" w:val="clear"/>
             <w:tcMar>
-              <w:left w:w="7" w:type="dxa"/>
-              <w:right w:w="7" w:type="dxa"/>
+              <w:left w:w="6" w:type="dxa"/>
+              <w:right w:w="6" w:type="dxa"/>
             </w:tcMar>
             <w:vAlign w:val="center"/>
           </w:tcPr>
@@ -7101,7 +7044,6 @@
                 <w:color w:val="auto"/>
                 <w:spacing w:val="0"/>
                 <w:position w:val="0"/>
-                <w:shd w:fill="auto" w:val="clear"/>
               </w:rPr>
             </w:pPr>
             <w:r>
@@ -7134,8 +7076,8 @@
             </w:tcBorders>
             <w:shd w:color="000000" w:fill="ffffff" w:val="clear"/>
             <w:tcMar>
-              <w:left w:w="7" w:type="dxa"/>
-              <w:right w:w="7" w:type="dxa"/>
+              <w:left w:w="6" w:type="dxa"/>
+              <w:right w:w="6" w:type="dxa"/>
             </w:tcMar>
             <w:vAlign w:val="center"/>
           </w:tcPr>
@@ -7148,7 +7090,6 @@
                 <w:color w:val="auto"/>
                 <w:spacing w:val="0"/>
                 <w:position w:val="0"/>
-                <w:shd w:fill="auto" w:val="clear"/>
               </w:rPr>
             </w:pPr>
             <w:r>
@@ -7175,8 +7116,8 @@
             </w:tcBorders>
             <w:shd w:color="000000" w:fill="ffffff" w:val="clear"/>
             <w:tcMar>
-              <w:left w:w="7" w:type="dxa"/>
-              <w:right w:w="7" w:type="dxa"/>
+              <w:left w:w="6" w:type="dxa"/>
+              <w:right w:w="6" w:type="dxa"/>
             </w:tcMar>
             <w:vAlign w:val="center"/>
           </w:tcPr>
@@ -7189,7 +7130,6 @@
                 <w:color w:val="auto"/>
                 <w:spacing w:val="0"/>
                 <w:position w:val="0"/>
-                <w:shd w:fill="auto" w:val="clear"/>
               </w:rPr>
             </w:pPr>
             <w:r>
@@ -7216,8 +7156,8 @@
             </w:tcBorders>
             <w:shd w:color="000000" w:fill="ffffff" w:val="clear"/>
             <w:tcMar>
-              <w:left w:w="7" w:type="dxa"/>
-              <w:right w:w="7" w:type="dxa"/>
+              <w:left w:w="6" w:type="dxa"/>
+              <w:right w:w="6" w:type="dxa"/>
             </w:tcMar>
             <w:vAlign w:val="center"/>
           </w:tcPr>
@@ -7230,7 +7170,6 @@
                 <w:color w:val="auto"/>
                 <w:spacing w:val="0"/>
                 <w:position w:val="0"/>
-                <w:shd w:fill="auto" w:val="clear"/>
               </w:rPr>
             </w:pPr>
             <w:r>
@@ -7263,8 +7202,8 @@
             </w:tcBorders>
             <w:shd w:color="000000" w:fill="ffffff" w:val="clear"/>
             <w:tcMar>
-              <w:left w:w="7" w:type="dxa"/>
-              <w:right w:w="7" w:type="dxa"/>
+              <w:left w:w="6" w:type="dxa"/>
+              <w:right w:w="6" w:type="dxa"/>
             </w:tcMar>
             <w:vAlign w:val="center"/>
           </w:tcPr>
@@ -7277,7 +7216,6 @@
                 <w:color w:val="auto"/>
                 <w:spacing w:val="0"/>
                 <w:position w:val="0"/>
-                <w:shd w:fill="auto" w:val="clear"/>
               </w:rPr>
             </w:pPr>
             <w:r>
@@ -7304,8 +7242,8 @@
             </w:tcBorders>
             <w:shd w:color="000000" w:fill="ffffff" w:val="clear"/>
             <w:tcMar>
-              <w:left w:w="7" w:type="dxa"/>
-              <w:right w:w="7" w:type="dxa"/>
+              <w:left w:w="6" w:type="dxa"/>
+              <w:right w:w="6" w:type="dxa"/>
             </w:tcMar>
             <w:vAlign w:val="center"/>
           </w:tcPr>
@@ -7318,7 +7256,6 @@
                 <w:color w:val="auto"/>
                 <w:spacing w:val="0"/>
                 <w:position w:val="0"/>
-                <w:shd w:fill="auto" w:val="clear"/>
               </w:rPr>
             </w:pPr>
             <w:r>
@@ -7345,8 +7282,8 @@
             </w:tcBorders>
             <w:shd w:color="000000" w:fill="ffffff" w:val="clear"/>
             <w:tcMar>
-              <w:left w:w="7" w:type="dxa"/>
-              <w:right w:w="7" w:type="dxa"/>
+              <w:left w:w="6" w:type="dxa"/>
+              <w:right w:w="6" w:type="dxa"/>
             </w:tcMar>
             <w:vAlign w:val="center"/>
           </w:tcPr>
@@ -7359,7 +7296,6 @@
                 <w:color w:val="auto"/>
                 <w:spacing w:val="0"/>
                 <w:position w:val="0"/>
-                <w:shd w:fill="auto" w:val="clear"/>
               </w:rPr>
             </w:pPr>
             <w:r>
@@ -7392,8 +7328,8 @@
             </w:tcBorders>
             <w:shd w:color="000000" w:fill="ffffff" w:val="clear"/>
             <w:tcMar>
-              <w:left w:w="7" w:type="dxa"/>
-              <w:right w:w="7" w:type="dxa"/>
+              <w:left w:w="6" w:type="dxa"/>
+              <w:right w:w="6" w:type="dxa"/>
             </w:tcMar>
             <w:vAlign w:val="center"/>
           </w:tcPr>
@@ -7406,7 +7342,6 @@
                 <w:color w:val="auto"/>
                 <w:spacing w:val="0"/>
                 <w:position w:val="0"/>
-                <w:shd w:fill="auto" w:val="clear"/>
               </w:rPr>
             </w:pPr>
             <w:r>
@@ -7433,8 +7368,8 @@
             </w:tcBorders>
             <w:shd w:color="000000" w:fill="ffffff" w:val="clear"/>
             <w:tcMar>
-              <w:left w:w="7" w:type="dxa"/>
-              <w:right w:w="7" w:type="dxa"/>
+              <w:left w:w="6" w:type="dxa"/>
+              <w:right w:w="6" w:type="dxa"/>
             </w:tcMar>
             <w:vAlign w:val="center"/>
           </w:tcPr>
@@ -7447,7 +7382,6 @@
                 <w:color w:val="auto"/>
                 <w:spacing w:val="0"/>
                 <w:position w:val="0"/>
-                <w:shd w:fill="auto" w:val="clear"/>
               </w:rPr>
             </w:pPr>
             <w:r>
@@ -7474,8 +7408,8 @@
             </w:tcBorders>
             <w:shd w:color="000000" w:fill="ffffff" w:val="clear"/>
             <w:tcMar>
-              <w:left w:w="7" w:type="dxa"/>
-              <w:right w:w="7" w:type="dxa"/>
+              <w:left w:w="6" w:type="dxa"/>
+              <w:right w:w="6" w:type="dxa"/>
             </w:tcMar>
             <w:vAlign w:val="center"/>
           </w:tcPr>
@@ -7488,7 +7422,6 @@
                 <w:color w:val="auto"/>
                 <w:spacing w:val="0"/>
                 <w:position w:val="0"/>
-                <w:shd w:fill="auto" w:val="clear"/>
               </w:rPr>
             </w:pPr>
             <w:r>
@@ -7521,8 +7454,8 @@
             </w:tcBorders>
             <w:shd w:color="000000" w:fill="ffffff" w:val="clear"/>
             <w:tcMar>
-              <w:left w:w="7" w:type="dxa"/>
-              <w:right w:w="7" w:type="dxa"/>
+              <w:left w:w="6" w:type="dxa"/>
+              <w:right w:w="6" w:type="dxa"/>
             </w:tcMar>
             <w:vAlign w:val="center"/>
           </w:tcPr>
@@ -7535,7 +7468,6 @@
                 <w:color w:val="auto"/>
                 <w:spacing w:val="0"/>
                 <w:position w:val="0"/>
-                <w:shd w:fill="auto" w:val="clear"/>
               </w:rPr>
             </w:pPr>
             <w:r>
@@ -7562,8 +7494,8 @@
             </w:tcBorders>
             <w:shd w:color="000000" w:fill="ffffff" w:val="clear"/>
             <w:tcMar>
-              <w:left w:w="7" w:type="dxa"/>
-              <w:right w:w="7" w:type="dxa"/>
+              <w:left w:w="6" w:type="dxa"/>
+              <w:right w:w="6" w:type="dxa"/>
             </w:tcMar>
             <w:vAlign w:val="center"/>
           </w:tcPr>
@@ -7576,7 +7508,6 @@
                 <w:color w:val="auto"/>
                 <w:spacing w:val="0"/>
                 <w:position w:val="0"/>
-                <w:shd w:fill="auto" w:val="clear"/>
               </w:rPr>
             </w:pPr>
             <w:r>
@@ -7603,8 +7534,8 @@
             </w:tcBorders>
             <w:shd w:color="000000" w:fill="ffffff" w:val="clear"/>
             <w:tcMar>
-              <w:left w:w="7" w:type="dxa"/>
-              <w:right w:w="7" w:type="dxa"/>
+              <w:left w:w="6" w:type="dxa"/>
+              <w:right w:w="6" w:type="dxa"/>
             </w:tcMar>
             <w:vAlign w:val="center"/>
           </w:tcPr>
@@ -7617,7 +7548,6 @@
                 <w:color w:val="auto"/>
                 <w:spacing w:val="0"/>
                 <w:position w:val="0"/>
-                <w:shd w:fill="auto" w:val="clear"/>
               </w:rPr>
             </w:pPr>
             <w:r>
@@ -8250,8 +8180,8 @@
             </w:tcBorders>
             <w:shd w:color="000000" w:fill="ffffff" w:val="clear"/>
             <w:tcMar>
-              <w:left w:w="7" w:type="dxa"/>
-              <w:right w:w="7" w:type="dxa"/>
+              <w:left w:w="6" w:type="dxa"/>
+              <w:right w:w="6" w:type="dxa"/>
             </w:tcMar>
             <w:vAlign w:val="center"/>
           </w:tcPr>
@@ -8264,7 +8194,6 @@
                 <w:color w:val="auto"/>
                 <w:spacing w:val="0"/>
                 <w:position w:val="0"/>
-                <w:shd w:fill="auto" w:val="clear"/>
               </w:rPr>
             </w:pPr>
             <w:r>
@@ -8292,8 +8221,8 @@
             </w:tcBorders>
             <w:shd w:color="000000" w:fill="ffffff" w:val="clear"/>
             <w:tcMar>
-              <w:left w:w="7" w:type="dxa"/>
-              <w:right w:w="7" w:type="dxa"/>
+              <w:left w:w="6" w:type="dxa"/>
+              <w:right w:w="6" w:type="dxa"/>
             </w:tcMar>
             <w:vAlign w:val="center"/>
           </w:tcPr>
@@ -8306,7 +8235,6 @@
                 <w:color w:val="auto"/>
                 <w:spacing w:val="0"/>
                 <w:position w:val="0"/>
-                <w:shd w:fill="auto" w:val="clear"/>
               </w:rPr>
             </w:pPr>
             <w:r>
@@ -8334,8 +8262,8 @@
             </w:tcBorders>
             <w:shd w:color="000000" w:fill="ffffff" w:val="clear"/>
             <w:tcMar>
-              <w:left w:w="7" w:type="dxa"/>
-              <w:right w:w="7" w:type="dxa"/>
+              <w:left w:w="6" w:type="dxa"/>
+              <w:right w:w="6" w:type="dxa"/>
             </w:tcMar>
             <w:vAlign w:val="center"/>
           </w:tcPr>
@@ -8348,7 +8276,6 @@
                 <w:color w:val="auto"/>
                 <w:spacing w:val="0"/>
                 <w:position w:val="0"/>
-                <w:shd w:fill="auto" w:val="clear"/>
               </w:rPr>
             </w:pPr>
             <w:r>
@@ -8382,8 +8309,8 @@
             </w:tcBorders>
             <w:shd w:color="000000" w:fill="ffffff" w:val="clear"/>
             <w:tcMar>
-              <w:left w:w="7" w:type="dxa"/>
-              <w:right w:w="7" w:type="dxa"/>
+              <w:left w:w="6" w:type="dxa"/>
+              <w:right w:w="6" w:type="dxa"/>
             </w:tcMar>
             <w:vAlign w:val="center"/>
           </w:tcPr>
@@ -8396,7 +8323,6 @@
                 <w:color w:val="auto"/>
                 <w:spacing w:val="0"/>
                 <w:position w:val="0"/>
-                <w:shd w:fill="auto" w:val="clear"/>
               </w:rPr>
             </w:pPr>
             <w:r>
@@ -8423,8 +8349,8 @@
             </w:tcBorders>
             <w:shd w:color="000000" w:fill="ffffff" w:val="clear"/>
             <w:tcMar>
-              <w:left w:w="7" w:type="dxa"/>
-              <w:right w:w="7" w:type="dxa"/>
+              <w:left w:w="6" w:type="dxa"/>
+              <w:right w:w="6" w:type="dxa"/>
             </w:tcMar>
             <w:vAlign w:val="center"/>
           </w:tcPr>
@@ -8437,7 +8363,6 @@
                 <w:color w:val="auto"/>
                 <w:spacing w:val="0"/>
                 <w:position w:val="0"/>
-                <w:shd w:fill="auto" w:val="clear"/>
               </w:rPr>
             </w:pPr>
             <w:r>
@@ -8464,8 +8389,8 @@
             </w:tcBorders>
             <w:shd w:color="000000" w:fill="ffffff" w:val="clear"/>
             <w:tcMar>
-              <w:left w:w="7" w:type="dxa"/>
-              <w:right w:w="7" w:type="dxa"/>
+              <w:left w:w="6" w:type="dxa"/>
+              <w:right w:w="6" w:type="dxa"/>
             </w:tcMar>
             <w:vAlign w:val="center"/>
           </w:tcPr>
@@ -8478,7 +8403,6 @@
                 <w:color w:val="auto"/>
                 <w:spacing w:val="0"/>
                 <w:position w:val="0"/>
-                <w:shd w:fill="auto" w:val="clear"/>
               </w:rPr>
             </w:pPr>
             <w:r>
@@ -8511,8 +8435,8 @@
             </w:tcBorders>
             <w:shd w:color="000000" w:fill="ffffff" w:val="clear"/>
             <w:tcMar>
-              <w:left w:w="7" w:type="dxa"/>
-              <w:right w:w="7" w:type="dxa"/>
+              <w:left w:w="6" w:type="dxa"/>
+              <w:right w:w="6" w:type="dxa"/>
             </w:tcMar>
             <w:vAlign w:val="center"/>
           </w:tcPr>
@@ -8525,7 +8449,6 @@
                 <w:color w:val="auto"/>
                 <w:spacing w:val="0"/>
                 <w:position w:val="0"/>
-                <w:shd w:fill="auto" w:val="clear"/>
               </w:rPr>
             </w:pPr>
             <w:r>
@@ -8552,8 +8475,8 @@
             </w:tcBorders>
             <w:shd w:color="000000" w:fill="ffffff" w:val="clear"/>
             <w:tcMar>
-              <w:left w:w="7" w:type="dxa"/>
-              <w:right w:w="7" w:type="dxa"/>
+              <w:left w:w="6" w:type="dxa"/>
+              <w:right w:w="6" w:type="dxa"/>
             </w:tcMar>
             <w:vAlign w:val="center"/>
           </w:tcPr>
@@ -8566,7 +8489,6 @@
                 <w:color w:val="auto"/>
                 <w:spacing w:val="0"/>
                 <w:position w:val="0"/>
-                <w:shd w:fill="auto" w:val="clear"/>
               </w:rPr>
             </w:pPr>
             <w:r>
@@ -8593,8 +8515,8 @@
             </w:tcBorders>
             <w:shd w:color="000000" w:fill="ffffff" w:val="clear"/>
             <w:tcMar>
-              <w:left w:w="7" w:type="dxa"/>
-              <w:right w:w="7" w:type="dxa"/>
+              <w:left w:w="6" w:type="dxa"/>
+              <w:right w:w="6" w:type="dxa"/>
             </w:tcMar>
             <w:vAlign w:val="center"/>
           </w:tcPr>
@@ -8607,7 +8529,6 @@
                 <w:color w:val="auto"/>
                 <w:spacing w:val="0"/>
                 <w:position w:val="0"/>
-                <w:shd w:fill="auto" w:val="clear"/>
               </w:rPr>
             </w:pPr>
             <w:r>
@@ -8640,8 +8561,8 @@
             </w:tcBorders>
             <w:shd w:color="000000" w:fill="ffffff" w:val="clear"/>
             <w:tcMar>
-              <w:left w:w="7" w:type="dxa"/>
-              <w:right w:w="7" w:type="dxa"/>
+              <w:left w:w="6" w:type="dxa"/>
+              <w:right w:w="6" w:type="dxa"/>
             </w:tcMar>
             <w:vAlign w:val="center"/>
           </w:tcPr>
@@ -8654,7 +8575,6 @@
                 <w:color w:val="auto"/>
                 <w:spacing w:val="0"/>
                 <w:position w:val="0"/>
-                <w:shd w:fill="auto" w:val="clear"/>
               </w:rPr>
             </w:pPr>
             <w:r>
@@ -8681,8 +8601,8 @@
             </w:tcBorders>
             <w:shd w:color="000000" w:fill="ffffff" w:val="clear"/>
             <w:tcMar>
-              <w:left w:w="7" w:type="dxa"/>
-              <w:right w:w="7" w:type="dxa"/>
+              <w:left w:w="6" w:type="dxa"/>
+              <w:right w:w="6" w:type="dxa"/>
             </w:tcMar>
             <w:vAlign w:val="center"/>
           </w:tcPr>
@@ -8695,7 +8615,6 @@
                 <w:color w:val="auto"/>
                 <w:spacing w:val="0"/>
                 <w:position w:val="0"/>
-                <w:shd w:fill="auto" w:val="clear"/>
               </w:rPr>
             </w:pPr>
             <w:r>
@@ -8722,8 +8641,8 @@
             </w:tcBorders>
             <w:shd w:color="000000" w:fill="ffffff" w:val="clear"/>
             <w:tcMar>
-              <w:left w:w="7" w:type="dxa"/>
-              <w:right w:w="7" w:type="dxa"/>
+              <w:left w:w="6" w:type="dxa"/>
+              <w:right w:w="6" w:type="dxa"/>
             </w:tcMar>
             <w:vAlign w:val="center"/>
           </w:tcPr>
@@ -8736,7 +8655,6 @@
                 <w:color w:val="auto"/>
                 <w:spacing w:val="0"/>
                 <w:position w:val="0"/>
-                <w:shd w:fill="auto" w:val="clear"/>
               </w:rPr>
             </w:pPr>
             <w:r>
@@ -8769,8 +8687,8 @@
             </w:tcBorders>
             <w:shd w:color="000000" w:fill="ffffff" w:val="clear"/>
             <w:tcMar>
-              <w:left w:w="7" w:type="dxa"/>
-              <w:right w:w="7" w:type="dxa"/>
+              <w:left w:w="6" w:type="dxa"/>
+              <w:right w:w="6" w:type="dxa"/>
             </w:tcMar>
             <w:vAlign w:val="center"/>
           </w:tcPr>
@@ -8783,7 +8701,6 @@
                 <w:color w:val="auto"/>
                 <w:spacing w:val="0"/>
                 <w:position w:val="0"/>
-                <w:shd w:fill="auto" w:val="clear"/>
               </w:rPr>
             </w:pPr>
             <w:r>
@@ -8810,8 +8727,8 @@
             </w:tcBorders>
             <w:shd w:color="000000" w:fill="ffffff" w:val="clear"/>
             <w:tcMar>
-              <w:left w:w="7" w:type="dxa"/>
-              <w:right w:w="7" w:type="dxa"/>
+              <w:left w:w="6" w:type="dxa"/>
+              <w:right w:w="6" w:type="dxa"/>
             </w:tcMar>
             <w:vAlign w:val="center"/>
           </w:tcPr>
@@ -8824,7 +8741,6 @@
                 <w:color w:val="auto"/>
                 <w:spacing w:val="0"/>
                 <w:position w:val="0"/>
-                <w:shd w:fill="auto" w:val="clear"/>
               </w:rPr>
             </w:pPr>
             <w:r>
@@ -8851,8 +8767,8 @@
             </w:tcBorders>
             <w:shd w:color="000000" w:fill="ffffff" w:val="clear"/>
             <w:tcMar>
-              <w:left w:w="7" w:type="dxa"/>
-              <w:right w:w="7" w:type="dxa"/>
+              <w:left w:w="6" w:type="dxa"/>
+              <w:right w:w="6" w:type="dxa"/>
             </w:tcMar>
             <w:vAlign w:val="center"/>
           </w:tcPr>
@@ -8865,7 +8781,6 @@
                 <w:color w:val="auto"/>
                 <w:spacing w:val="0"/>
                 <w:position w:val="0"/>
-                <w:shd w:fill="auto" w:val="clear"/>
               </w:rPr>
             </w:pPr>
             <w:r>
@@ -8898,8 +8813,8 @@
             </w:tcBorders>
             <w:shd w:color="000000" w:fill="ffffff" w:val="clear"/>
             <w:tcMar>
-              <w:left w:w="7" w:type="dxa"/>
-              <w:right w:w="7" w:type="dxa"/>
+              <w:left w:w="6" w:type="dxa"/>
+              <w:right w:w="6" w:type="dxa"/>
             </w:tcMar>
             <w:vAlign w:val="center"/>
           </w:tcPr>
@@ -8912,7 +8827,6 @@
                 <w:color w:val="auto"/>
                 <w:spacing w:val="0"/>
                 <w:position w:val="0"/>
-                <w:shd w:fill="auto" w:val="clear"/>
               </w:rPr>
             </w:pPr>
             <w:r>
@@ -8939,8 +8853,8 @@
             </w:tcBorders>
             <w:shd w:color="000000" w:fill="ffffff" w:val="clear"/>
             <w:tcMar>
-              <w:left w:w="7" w:type="dxa"/>
-              <w:right w:w="7" w:type="dxa"/>
+              <w:left w:w="6" w:type="dxa"/>
+              <w:right w:w="6" w:type="dxa"/>
             </w:tcMar>
             <w:vAlign w:val="center"/>
           </w:tcPr>
@@ -8953,7 +8867,6 @@
                 <w:color w:val="auto"/>
                 <w:spacing w:val="0"/>
                 <w:position w:val="0"/>
-                <w:shd w:fill="auto" w:val="clear"/>
               </w:rPr>
             </w:pPr>
             <w:r>
@@ -8980,8 +8893,8 @@
             </w:tcBorders>
             <w:shd w:color="000000" w:fill="ffffff" w:val="clear"/>
             <w:tcMar>
-              <w:left w:w="7" w:type="dxa"/>
-              <w:right w:w="7" w:type="dxa"/>
+              <w:left w:w="6" w:type="dxa"/>
+              <w:right w:w="6" w:type="dxa"/>
             </w:tcMar>
             <w:vAlign w:val="center"/>
           </w:tcPr>
@@ -8994,7 +8907,6 @@
                 <w:color w:val="auto"/>
                 <w:spacing w:val="0"/>
                 <w:position w:val="0"/>
-                <w:shd w:fill="auto" w:val="clear"/>
               </w:rPr>
             </w:pPr>
             <w:r>
@@ -9442,8 +9354,8 @@
         <w:br/>
       </w:r>
       <w:r>
-        <w:object w:dxaOrig="8785" w:dyaOrig="4118">
-          <v:rect xmlns:o="urn:schemas-microsoft-com:office:office" xmlns:v="urn:schemas-microsoft-com:vml" id="rectole0000000001" style="width:439.250000pt;height:205.900000pt" o:preferrelative="t" o:ole="">
+        <w:object w:dxaOrig="8888" w:dyaOrig="4170">
+          <v:rect xmlns:o="urn:schemas-microsoft-com:office:office" xmlns:v="urn:schemas-microsoft-com:vml" id="rectole0000000001" style="width:444.400000pt;height:208.500000pt" o:preferrelative="t" o:ole="">
             <o:lock v:ext="edit"/>
             <v:imagedata xmlns:r="http://schemas.openxmlformats.org/officeDocument/2006/relationships" r:id="docRId4" o:title=""/>
           </v:rect>
